--- a/zhs/docx/008.content.docx
+++ b/zhs/docx/008.content.docx
@@ -19,7 +19,7 @@
         <w:rPr>
           <w:lang w:val="zh_CN" w:bidi="zh_CN"/>
         </w:rPr>
-        <w:t>Resource: 关键词 (SRV)</w:t>
+        <w:t>Resource: Familiarization, Internalization, Articulation (Fia) Terms</w:t>
       </w:r>
       <w:r>
         <w:rPr>
@@ -39,42 +39,61 @@
           <w:b/>
           <w:lang w:val="zh_CN" w:bidi="zh_CN"/>
         </w:rPr>
-        <w:t>Familiarization, Internalization, Articulation (FIA) Key Terms</w:t>
-      </w:r>
-      <w:r>
-        <w:rPr>
-          <w:lang w:val="zh_CN" w:bidi="zh_CN"/>
-        </w:rPr>
-        <w:t xml:space="preserve"> © 2023 SRV Partners Released under CC BY-SA 4.0 license. </w:t>
-      </w:r>
-      <w:r>
-        <w:rPr>
-          <w:lang w:val="zh_CN" w:bidi="zh_CN"/>
-        </w:rPr>
-        <w:t>Familiarization, Internalization, Articulation (FIA) Key Terms</w:t>
-      </w:r>
-      <w:r>
-        <w:rPr>
-          <w:lang w:val="zh_CN" w:bidi="zh_CN"/>
-        </w:rPr>
-        <w:t xml:space="preserve"> has been adapted in the following languages Tok Pisin, عربي, Français, हिंदी, Bahasa Indonesia, Português, Русский, Español, Kiswahili, 简体中文 from </w:t>
-      </w:r>
-      <w:r>
-        <w:rPr>
-          <w:lang w:val="zh_CN" w:bidi="zh_CN"/>
-        </w:rPr>
-        <w:t>Familiarization, Internalization, Articulation (FIA)</w:t>
-      </w:r>
-      <w:r>
-        <w:rPr>
-          <w:lang w:val="zh_CN" w:bidi="zh_CN"/>
-        </w:rPr>
-        <w:t xml:space="preserve"> © 2023 SRV Partners. Released under CC BY-SA 4.0 license by Mission Mutual</w:t>
-      </w:r>
-      <w:r>
-        <w:rPr>
-          <w:lang w:val="zh_CN" w:bidi="zh_CN"/>
-        </w:rPr>
+        <w:t>Familiarization, Internalization, Articulation (Fia) Terms</w:t>
+      </w:r>
+      <w:r>
+        <w:rPr>
+          <w:lang w:val="zh_CN" w:bidi="zh_CN"/>
+        </w:rPr>
+        <w:t xml:space="preserve"> (Chinese (Simplified)) is based on: </w:t>
+      </w:r>
+      <w:r>
+        <w:rPr>
+          <w:lang w:val="zh_CN" w:bidi="zh_CN"/>
+        </w:rPr>
+        <w:t>Familiarization, Internalization, Articulation (Fia) Terms</w:t>
+      </w:r>
+      <w:r>
+        <w:rPr>
+          <w:lang w:val="zh_CN" w:bidi="zh_CN"/>
+        </w:rPr>
+        <w:t xml:space="preserve">, </w:t>
+      </w:r>
+      <w:hyperlink r:id="rId13">
+        <w:r>
+          <w:rPr>
+            <w:lang w:val="zh_CN" w:bidi="zh_CN"/>
+          </w:rPr>
+          <w:rPr>
+            <w:color w:val="0000EE"/>
+            <w:u w:val="single"/>
+          </w:rPr>
+          <w:t>SRV Partners</w:t>
+        </w:r>
+      </w:hyperlink>
+      <w:r>
+        <w:rPr>
+          <w:lang w:val="zh_CN" w:bidi="zh_CN"/>
+        </w:rPr>
+        <w:t xml:space="preserve">, 2023, which is licensed under a </w:t>
+      </w:r>
+      <w:hyperlink r:id="rId14">
+        <w:r>
+          <w:rPr>
+            <w:lang w:val="zh_CN" w:bidi="zh_CN"/>
+          </w:rPr>
+          <w:rPr>
+            <w:color w:val="0000EE"/>
+            <w:u w:val="single"/>
+          </w:rPr>
+          <w:t>CC BY-SA 4.0 license</w:t>
+        </w:r>
+      </w:hyperlink>
+      <w:r>
+        <w:rPr>
+          <w:lang w:val="zh_CN" w:bidi="zh_CN"/>
+        </w:rPr>
+        <w:t>.</w:t>
       </w:r>
       <w:r>
         <w:rPr>
@@ -83,6 +102,30 @@
       </w:r>
     </w:p>
     <w:p>
+      <w:pPr/>
+      <w:r>
+        <w:rPr>
+          <w:lang w:val="zh_CN" w:bidi="zh_CN"/>
+        </w:rPr>
+      </w:r>
+      <w:r>
+        <w:rPr>
+          <w:lang w:val="zh_CN" w:bidi="zh_CN"/>
+        </w:rPr>
+        <w:t>This PDF version is provided under the same license.</w:t>
+      </w:r>
+      <w:r>
+        <w:rPr>
+          <w:lang w:val="zh_CN" w:bidi="zh_CN"/>
+        </w:rPr>
+      </w:r>
+      <w:r>
+        <w:rPr>
+          <w:lang w:val="zh_CN" w:bidi="zh_CN"/>
+        </w:rPr>
+      </w:r>
+    </w:p>
+    <w:p>
       <w:pPr>
         <w:pStyle w:val="Heading1"/>
       </w:pPr>
@@ -90,7 +133,7 @@
         <w:rPr>
           <w:lang w:val="zh_CN" w:bidi="zh_CN"/>
         </w:rPr>
-        <w:t>关键词 (SRV)</w:t>
+        <w:t>Familiarization, Internalization, Articulation (Fia) Terms</w:t>
       </w:r>
     </w:p>
     <w:p>
@@ -218,24 +261,36 @@
         </w:rPr>
         <w:t>是</w:t>
       </w:r>
-      <w:r>
-        <w:rPr>
-          <w:lang w:val="zh_CN" w:bidi="zh_CN"/>
-        </w:rPr>
-        <w:t>以色列</w:t>
-      </w:r>
+      <w:hyperlink r:id="rId15">
+        <w:r>
+          <w:rPr>
+            <w:lang w:val="zh_CN" w:bidi="zh_CN"/>
+          </w:rPr>
+          <w:rPr>
+            <w:color w:val="0000EE"/>
+            <w:u w:val="single"/>
+          </w:rPr>
+          <w:t>以色列</w:t>
+        </w:r>
+      </w:hyperlink>
       <w:r>
         <w:rPr>
           <w:lang w:val="zh_CN" w:bidi="zh_CN"/>
         </w:rPr>
         <w:t>的第二个</w:t>
       </w:r>
-      <w:r>
-        <w:rPr>
-          <w:lang w:val="zh_CN" w:bidi="zh_CN"/>
-        </w:rPr>
-        <w:t>王</w:t>
-      </w:r>
+      <w:hyperlink r:id="rId16">
+        <w:r>
+          <w:rPr>
+            <w:lang w:val="zh_CN" w:bidi="zh_CN"/>
+          </w:rPr>
+          <w:rPr>
+            <w:color w:val="0000EE"/>
+            <w:u w:val="single"/>
+          </w:rPr>
+          <w:t>王</w:t>
+        </w:r>
+      </w:hyperlink>
       <w:r>
         <w:rPr>
           <w:lang w:val="zh_CN" w:bidi="zh_CN"/>
@@ -256,36 +311,54 @@
         </w:rPr>
         <w:t>大卫是一个名叫耶西的人的最小的儿子。大卫牧养他父亲的羊。耶西和他的家人住在一个名叫</w:t>
       </w:r>
-      <w:r>
-        <w:rPr>
-          <w:lang w:val="zh_CN" w:bidi="zh_CN"/>
-        </w:rPr>
-        <w:t>伯利恒</w:t>
-      </w:r>
+      <w:hyperlink r:id="rId17">
+        <w:r>
+          <w:rPr>
+            <w:lang w:val="zh_CN" w:bidi="zh_CN"/>
+          </w:rPr>
+          <w:rPr>
+            <w:color w:val="0000EE"/>
+            <w:u w:val="single"/>
+          </w:rPr>
+          <w:t>伯利恒</w:t>
+        </w:r>
+      </w:hyperlink>
       <w:r>
         <w:rPr>
           <w:lang w:val="zh_CN" w:bidi="zh_CN"/>
         </w:rPr>
         <w:t>的村庄。大卫的哥哥们是扫罗王的军队中的士兵，扫罗是以色列第一个王。扫罗王不顺服神，所以神弃绝了他。因此，神指示</w:t>
       </w:r>
-      <w:r>
-        <w:rPr>
-          <w:lang w:val="zh_CN" w:bidi="zh_CN"/>
-        </w:rPr>
-        <w:t>先知</w:t>
-      </w:r>
+      <w:hyperlink r:id="rId18">
+        <w:r>
+          <w:rPr>
+            <w:lang w:val="zh_CN" w:bidi="zh_CN"/>
+          </w:rPr>
+          <w:rPr>
+            <w:color w:val="0000EE"/>
+            <w:u w:val="single"/>
+          </w:rPr>
+          <w:t>先知</w:t>
+        </w:r>
+      </w:hyperlink>
       <w:r>
         <w:rPr>
           <w:lang w:val="zh_CN" w:bidi="zh_CN"/>
         </w:rPr>
         <w:t>撒母耳，去</w:t>
       </w:r>
-      <w:r>
-        <w:rPr>
-          <w:lang w:val="zh_CN" w:bidi="zh_CN"/>
-        </w:rPr>
-        <w:t>膏抹</w:t>
-      </w:r>
+      <w:hyperlink r:id="rId19">
+        <w:r>
+          <w:rPr>
+            <w:lang w:val="zh_CN" w:bidi="zh_CN"/>
+          </w:rPr>
+          <w:rPr>
+            <w:color w:val="0000EE"/>
+            <w:u w:val="single"/>
+          </w:rPr>
+          <w:t>膏抹</w:t>
+        </w:r>
+      </w:hyperlink>
       <w:r>
         <w:rPr>
           <w:lang w:val="zh_CN" w:bidi="zh_CN"/>
@@ -306,24 +379,36 @@
         </w:rPr>
         <w:t>有一次，当扫罗王和他的军队与一些敌人交战时，</w:t>
       </w:r>
-      <w:r>
-        <w:rPr>
-          <w:lang w:val="zh_CN" w:bidi="zh_CN"/>
-        </w:rPr>
-        <w:t>以色列人</w:t>
-      </w:r>
+      <w:hyperlink r:id="rId20">
+        <w:r>
+          <w:rPr>
+            <w:lang w:val="zh_CN" w:bidi="zh_CN"/>
+          </w:rPr>
+          <w:rPr>
+            <w:color w:val="0000EE"/>
+            <w:u w:val="single"/>
+          </w:rPr>
+          <w:t>以色列人</w:t>
+        </w:r>
+      </w:hyperlink>
       <w:r>
         <w:rPr>
           <w:lang w:val="zh_CN" w:bidi="zh_CN"/>
         </w:rPr>
         <w:t>输掉了一场战斗，扫罗王和他的儿子们被杀死。这之后，以色列人立大卫为他们的王。大卫开始住在</w:t>
       </w:r>
-      <w:r>
-        <w:rPr>
-          <w:lang w:val="zh_CN" w:bidi="zh_CN"/>
-        </w:rPr>
-        <w:t>耶路撒冷</w:t>
-      </w:r>
+      <w:hyperlink r:id="rId21">
+        <w:r>
+          <w:rPr>
+            <w:lang w:val="zh_CN" w:bidi="zh_CN"/>
+          </w:rPr>
+          <w:rPr>
+            <w:color w:val="0000EE"/>
+            <w:u w:val="single"/>
+          </w:rPr>
+          <w:t>耶路撒冷</w:t>
+        </w:r>
+      </w:hyperlink>
       <w:r>
         <w:rPr>
           <w:lang w:val="zh_CN" w:bidi="zh_CN"/>
@@ -344,24 +429,36 @@
         </w:rPr>
         <w:t>大卫成为以色列最受人喜爱的王。他爱神，并信靠祂。因此，神称他为"合神心意的人"。大卫非常想为神建造一座</w:t>
       </w:r>
-      <w:r>
-        <w:rPr>
-          <w:lang w:val="zh_CN" w:bidi="zh_CN"/>
-        </w:rPr>
-        <w:t>殿</w:t>
-      </w:r>
+      <w:hyperlink r:id="rId22">
+        <w:r>
+          <w:rPr>
+            <w:lang w:val="zh_CN" w:bidi="zh_CN"/>
+          </w:rPr>
+          <w:rPr>
+            <w:color w:val="0000EE"/>
+            <w:u w:val="single"/>
+          </w:rPr>
+          <w:t>殿</w:t>
+        </w:r>
+      </w:hyperlink>
       <w:r>
         <w:rPr>
           <w:lang w:val="zh_CN" w:bidi="zh_CN"/>
         </w:rPr>
         <w:t>，但神告诉大卫，不是大卫，而是大卫的儿子要建造这座殿。神赐给大卫一个非常重要的应许。神应许大卫，他的一个</w:t>
       </w:r>
-      <w:r>
-        <w:rPr>
-          <w:lang w:val="zh_CN" w:bidi="zh_CN"/>
-        </w:rPr>
-        <w:t>后裔</w:t>
-      </w:r>
+      <w:hyperlink r:id="rId23">
+        <w:r>
+          <w:rPr>
+            <w:lang w:val="zh_CN" w:bidi="zh_CN"/>
+          </w:rPr>
+          <w:rPr>
+            <w:color w:val="0000EE"/>
+            <w:u w:val="single"/>
+          </w:rPr>
+          <w:t>后裔</w:t>
+        </w:r>
+      </w:hyperlink>
       <w:r>
         <w:rPr>
           <w:lang w:val="zh_CN" w:bidi="zh_CN"/>
@@ -382,42 +479,66 @@
         </w:rPr>
         <w:t>这并不意味着大卫从来没有做错任何事。事实上，他做了一些可怕的事情：他犯了</w:t>
       </w:r>
-      <w:r>
-        <w:rPr>
-          <w:lang w:val="zh_CN" w:bidi="zh_CN"/>
-        </w:rPr>
-        <w:t>奸淫</w:t>
-      </w:r>
+      <w:hyperlink r:id="rId24">
+        <w:r>
+          <w:rPr>
+            <w:lang w:val="zh_CN" w:bidi="zh_CN"/>
+          </w:rPr>
+          <w:rPr>
+            <w:color w:val="0000EE"/>
+            <w:u w:val="single"/>
+          </w:rPr>
+          <w:t>奸淫</w:t>
+        </w:r>
+      </w:hyperlink>
       <w:r>
         <w:rPr>
           <w:lang w:val="zh_CN" w:bidi="zh_CN"/>
         </w:rPr>
         <w:t>和谋杀。但他为他的</w:t>
       </w:r>
-      <w:r>
-        <w:rPr>
-          <w:lang w:val="zh_CN" w:bidi="zh_CN"/>
-        </w:rPr>
-        <w:t>罪</w:t>
-      </w:r>
-      <w:r>
-        <w:rPr>
-          <w:lang w:val="zh_CN" w:bidi="zh_CN"/>
-        </w:rPr>
-        <w:t>悔改</w:t>
-      </w:r>
+      <w:hyperlink r:id="rId25">
+        <w:r>
+          <w:rPr>
+            <w:lang w:val="zh_CN" w:bidi="zh_CN"/>
+          </w:rPr>
+          <w:rPr>
+            <w:color w:val="0000EE"/>
+            <w:u w:val="single"/>
+          </w:rPr>
+          <w:t>罪</w:t>
+        </w:r>
+      </w:hyperlink>
+      <w:hyperlink r:id="rId26">
+        <w:r>
+          <w:rPr>
+            <w:lang w:val="zh_CN" w:bidi="zh_CN"/>
+          </w:rPr>
+          <w:rPr>
+            <w:color w:val="0000EE"/>
+            <w:u w:val="single"/>
+          </w:rPr>
+          <w:t>悔改</w:t>
+        </w:r>
+      </w:hyperlink>
       <w:r>
         <w:rPr>
           <w:lang w:val="zh_CN" w:bidi="zh_CN"/>
         </w:rPr>
         <w:t>，神饶恕了他。但即使神</w:t>
       </w:r>
-      <w:r>
-        <w:rPr>
-          <w:lang w:val="zh_CN" w:bidi="zh_CN"/>
-        </w:rPr>
-        <w:t>饶恕</w:t>
-      </w:r>
+      <w:hyperlink r:id="rId27">
+        <w:r>
+          <w:rPr>
+            <w:lang w:val="zh_CN" w:bidi="zh_CN"/>
+          </w:rPr>
+          <w:rPr>
+            <w:color w:val="0000EE"/>
+            <w:u w:val="single"/>
+          </w:rPr>
+          <w:t>饶恕</w:t>
+        </w:r>
+      </w:hyperlink>
       <w:r>
         <w:rPr>
           <w:lang w:val="zh_CN" w:bidi="zh_CN"/>
@@ -452,12 +573,18 @@
         </w:rPr>
         <w:t>大卫死后几百年，以色列</w:t>
       </w:r>
-      <w:r>
-        <w:rPr>
-          <w:lang w:val="zh_CN" w:bidi="zh_CN"/>
-        </w:rPr>
-        <w:t>国</w:t>
-      </w:r>
+      <w:hyperlink r:id="rId28">
+        <w:r>
+          <w:rPr>
+            <w:lang w:val="zh_CN" w:bidi="zh_CN"/>
+          </w:rPr>
+          <w:rPr>
+            <w:color w:val="0000EE"/>
+            <w:u w:val="single"/>
+          </w:rPr>
+          <w:t>国</w:t>
+        </w:r>
+      </w:hyperlink>
       <w:r>
         <w:rPr>
           <w:lang w:val="zh_CN" w:bidi="zh_CN"/>
@@ -491,12 +618,23 @@
         <w:rPr>
           <w:lang w:val="zh_CN" w:bidi="zh_CN"/>
         </w:rPr>
-        <w:t>大卫的子孙</w:t>
-      </w:r>
-      <w:r>
-        <w:rPr>
-          <w:lang w:val="zh_CN" w:bidi="zh_CN"/>
-        </w:rPr>
+        <w:t>大卫</w:t>
+      </w:r>
+      <w:r>
+        <w:rPr>
+          <w:lang w:val="zh_CN" w:bidi="zh_CN"/>
+        </w:rPr>
+      </w:r>
+    </w:p>
+    <w:p>
+      <w:pPr>
+        <w:pStyle w:val="Heading4"/>
+      </w:pPr>
+      <w:r>
+        <w:rPr>
+          <w:lang w:val="zh_CN" w:bidi="zh_CN"/>
+        </w:rPr>
+        <w:t>Audio Content</w:t>
       </w:r>
     </w:p>
     <w:p>
@@ -506,42 +644,33 @@
           <w:lang w:val="zh_CN" w:bidi="zh_CN"/>
         </w:rPr>
       </w:r>
-      <w:r>
-        <w:rPr>
-          <w:b/>
-          <w:lang w:val="zh_CN" w:bidi="zh_CN"/>
-        </w:rPr>
-        <w:t>大卫的子孙</w:t>
-      </w:r>
-      <w:r>
-        <w:rPr>
-          <w:lang w:val="zh_CN" w:bidi="zh_CN"/>
-        </w:rPr>
-        <w:t>是指</w:t>
-      </w:r>
-      <w:r>
-        <w:rPr>
-          <w:lang w:val="zh_CN" w:bidi="zh_CN"/>
-        </w:rPr>
-        <w:t>大卫的后裔</w:t>
-      </w:r>
-      <w:r>
-        <w:rPr>
-          <w:lang w:val="zh_CN" w:bidi="zh_CN"/>
-        </w:rPr>
-        <w:t>，即使这个后裔是在</w:t>
-      </w:r>
-      <w:r>
-        <w:rPr>
-          <w:lang w:val="zh_CN" w:bidi="zh_CN"/>
-        </w:rPr>
-        <w:t>大卫</w:t>
-      </w:r>
-      <w:r>
-        <w:rPr>
-          <w:lang w:val="zh_CN" w:bidi="zh_CN"/>
-        </w:rPr>
-        <w:t>之后许多世代出生的。</w:t>
+      <w:hyperlink r:id="rId29">
+        <w:r>
+          <w:rPr>
+            <w:lang w:val="zh_CN" w:bidi="zh_CN"/>
+          </w:rPr>
+          <w:rPr>
+            <w:color w:val="0000EE"/>
+            <w:u w:val="single"/>
+          </w:rPr>
+          <w:t>mp3 file</w:t>
+        </w:r>
+      </w:hyperlink>
+      <w:r>
+        <w:rPr>
+          <w:lang w:val="zh_CN" w:bidi="zh_CN"/>
+        </w:rPr>
+        <w:t xml:space="preserve"> (None KB)</w:t>
+      </w:r>
+      <w:r>
+        <w:rPr>
+          <w:lang w:val="zh_CN" w:bidi="zh_CN"/>
+        </w:rPr>
+      </w:r>
+      <w:r>
+        <w:rPr>
+          <w:lang w:val="zh_CN" w:bidi="zh_CN"/>
+        </w:rPr>
       </w:r>
     </w:p>
     <w:p>
@@ -551,71 +680,21 @@
           <w:lang w:val="zh_CN" w:bidi="zh_CN"/>
         </w:rPr>
       </w:r>
-      <w:r>
-        <w:rPr>
-          <w:lang w:val="zh_CN" w:bidi="zh_CN"/>
-        </w:rPr>
-        <w:t>大卫是最受</w:t>
-      </w:r>
-      <w:r>
-        <w:rPr>
-          <w:lang w:val="zh_CN" w:bidi="zh_CN"/>
-        </w:rPr>
-        <w:t>以色列人</w:t>
-      </w:r>
-      <w:r>
-        <w:rPr>
-          <w:lang w:val="zh_CN" w:bidi="zh_CN"/>
-        </w:rPr>
-        <w:t>喜爱的王，在耶稣出生前大约一千年。 神应许大卫，他的一个后裔将永远统治</w:t>
-      </w:r>
-      <w:r>
-        <w:rPr>
-          <w:lang w:val="zh_CN" w:bidi="zh_CN"/>
-        </w:rPr>
-        <w:t>以色列</w:t>
-      </w:r>
-      <w:r>
-        <w:rPr>
-          <w:lang w:val="zh_CN" w:bidi="zh_CN"/>
-        </w:rPr>
-        <w:t>。 但因为以色列人如此不顺服神，神允许他们的仇敌征服他们。 以色列</w:t>
-      </w:r>
-      <w:r>
-        <w:rPr>
-          <w:lang w:val="zh_CN" w:bidi="zh_CN"/>
-        </w:rPr>
-        <w:t>国</w:t>
-      </w:r>
-      <w:r>
-        <w:rPr>
-          <w:lang w:val="zh_CN" w:bidi="zh_CN"/>
-        </w:rPr>
-        <w:t>不再存在。 但即使在这个困难的时刻，神仍赐给人们盼望的信息。 通过祂的代言人，</w:t>
-      </w:r>
-      <w:r>
-        <w:rPr>
-          <w:lang w:val="zh_CN" w:bidi="zh_CN"/>
-        </w:rPr>
-        <w:t>先知</w:t>
-      </w:r>
-      <w:r>
-        <w:rPr>
-          <w:lang w:val="zh_CN" w:bidi="zh_CN"/>
-        </w:rPr>
-        <w:t>，神告诉人们，大卫的后裔统治以色列的日子会再次来到。 这位</w:t>
-      </w:r>
-      <w:r>
-        <w:rPr>
-          <w:lang w:val="zh_CN" w:bidi="zh_CN"/>
-        </w:rPr>
-        <w:t>王</w:t>
-      </w:r>
-      <w:r>
-        <w:rPr>
-          <w:lang w:val="zh_CN" w:bidi="zh_CN"/>
-        </w:rPr>
-        <w:t>会拯救百姓脱离他们的困境，并使一切重新回到正轨。</w:t>
+    </w:p>
+    <w:p>
+      <w:pPr>
+        <w:pStyle w:val="Heading2"/>
+      </w:pPr>
+      <w:r>
+        <w:rPr>
+          <w:lang w:val="zh_CN" w:bidi="zh_CN"/>
+        </w:rPr>
+        <w:t>大卫的子孙</w:t>
+      </w:r>
+      <w:r>
+        <w:rPr>
+          <w:lang w:val="zh_CN" w:bidi="zh_CN"/>
+        </w:rPr>
       </w:r>
     </w:p>
     <w:p>
@@ -627,57 +706,313 @@
       </w:r>
       <w:r>
         <w:rPr>
+          <w:b/>
+          <w:lang w:val="zh_CN" w:bidi="zh_CN"/>
+        </w:rPr>
+        <w:t>大卫的子孙</w:t>
+      </w:r>
+      <w:r>
+        <w:rPr>
+          <w:lang w:val="zh_CN" w:bidi="zh_CN"/>
+        </w:rPr>
+        <w:t>是指</w:t>
+      </w:r>
+      <w:hyperlink r:id="rId23">
+        <w:r>
+          <w:rPr>
+            <w:lang w:val="zh_CN" w:bidi="zh_CN"/>
+          </w:rPr>
+          <w:rPr>
+            <w:color w:val="0000EE"/>
+            <w:u w:val="single"/>
+          </w:rPr>
+          <w:t>大卫的后裔</w:t>
+        </w:r>
+      </w:hyperlink>
+      <w:r>
+        <w:rPr>
+          <w:lang w:val="zh_CN" w:bidi="zh_CN"/>
+        </w:rPr>
+        <w:t>，即使这个后裔是在</w:t>
+      </w:r>
+      <w:hyperlink r:id="rId30">
+        <w:r>
+          <w:rPr>
+            <w:lang w:val="zh_CN" w:bidi="zh_CN"/>
+          </w:rPr>
+          <w:rPr>
+            <w:color w:val="0000EE"/>
+            <w:u w:val="single"/>
+          </w:rPr>
+          <w:t>大卫</w:t>
+        </w:r>
+      </w:hyperlink>
+      <w:r>
+        <w:rPr>
+          <w:lang w:val="zh_CN" w:bidi="zh_CN"/>
+        </w:rPr>
+        <w:t>之后许多世代出生的。</w:t>
+      </w:r>
+    </w:p>
+    <w:p>
+      <w:pPr/>
+      <w:r>
+        <w:rPr>
+          <w:lang w:val="zh_CN" w:bidi="zh_CN"/>
+        </w:rPr>
+      </w:r>
+      <w:r>
+        <w:rPr>
+          <w:lang w:val="zh_CN" w:bidi="zh_CN"/>
+        </w:rPr>
+        <w:t>大卫是最受</w:t>
+      </w:r>
+      <w:hyperlink r:id="rId20">
+        <w:r>
+          <w:rPr>
+            <w:lang w:val="zh_CN" w:bidi="zh_CN"/>
+          </w:rPr>
+          <w:rPr>
+            <w:color w:val="0000EE"/>
+            <w:u w:val="single"/>
+          </w:rPr>
+          <w:t>以色列人</w:t>
+        </w:r>
+      </w:hyperlink>
+      <w:r>
+        <w:rPr>
+          <w:lang w:val="zh_CN" w:bidi="zh_CN"/>
+        </w:rPr>
+        <w:t>喜爱的王，在耶稣出生前大约一千年。 神应许大卫，他的一个后裔将永远统治</w:t>
+      </w:r>
+      <w:hyperlink r:id="rId15">
+        <w:r>
+          <w:rPr>
+            <w:lang w:val="zh_CN" w:bidi="zh_CN"/>
+          </w:rPr>
+          <w:rPr>
+            <w:color w:val="0000EE"/>
+            <w:u w:val="single"/>
+          </w:rPr>
+          <w:t>以色列</w:t>
+        </w:r>
+      </w:hyperlink>
+      <w:r>
+        <w:rPr>
+          <w:lang w:val="zh_CN" w:bidi="zh_CN"/>
+        </w:rPr>
+        <w:t>。 但因为以色列人如此不顺服神，神允许他们的仇敌征服他们。 以色列</w:t>
+      </w:r>
+      <w:hyperlink r:id="rId31">
+        <w:r>
+          <w:rPr>
+            <w:lang w:val="zh_CN" w:bidi="zh_CN"/>
+          </w:rPr>
+          <w:rPr>
+            <w:color w:val="0000EE"/>
+            <w:u w:val="single"/>
+          </w:rPr>
+          <w:t>国</w:t>
+        </w:r>
+      </w:hyperlink>
+      <w:r>
+        <w:rPr>
+          <w:lang w:val="zh_CN" w:bidi="zh_CN"/>
+        </w:rPr>
+        <w:t>不再存在。 但即使在这个困难的时刻，神仍赐给人们盼望的信息。 通过祂的代言人，</w:t>
+      </w:r>
+      <w:hyperlink r:id="rId32">
+        <w:r>
+          <w:rPr>
+            <w:lang w:val="zh_CN" w:bidi="zh_CN"/>
+          </w:rPr>
+          <w:rPr>
+            <w:color w:val="0000EE"/>
+            <w:u w:val="single"/>
+          </w:rPr>
+          <w:t>先知</w:t>
+        </w:r>
+      </w:hyperlink>
+      <w:r>
+        <w:rPr>
+          <w:lang w:val="zh_CN" w:bidi="zh_CN"/>
+        </w:rPr>
+        <w:t>，神告诉人们，大卫的后裔统治以色列的日子会再次来到。 这位</w:t>
+      </w:r>
+      <w:hyperlink r:id="rId16">
+        <w:r>
+          <w:rPr>
+            <w:lang w:val="zh_CN" w:bidi="zh_CN"/>
+          </w:rPr>
+          <w:rPr>
+            <w:color w:val="0000EE"/>
+            <w:u w:val="single"/>
+          </w:rPr>
+          <w:t>王</w:t>
+        </w:r>
+      </w:hyperlink>
+      <w:r>
+        <w:rPr>
+          <w:lang w:val="zh_CN" w:bidi="zh_CN"/>
+        </w:rPr>
+        <w:t>会拯救百姓脱离他们的困境，并使一切重新回到正轨。</w:t>
+      </w:r>
+    </w:p>
+    <w:p>
+      <w:pPr/>
+      <w:r>
+        <w:rPr>
+          <w:lang w:val="zh_CN" w:bidi="zh_CN"/>
+        </w:rPr>
+      </w:r>
+      <w:r>
+        <w:rPr>
           <w:lang w:val="zh_CN" w:bidi="zh_CN"/>
         </w:rPr>
         <w:t>所以以色列人期待有一天神会差遣这位王和</w:t>
       </w:r>
-      <w:r>
-        <w:rPr>
-          <w:lang w:val="zh_CN" w:bidi="zh_CN"/>
-        </w:rPr>
-        <w:t>救主</w:t>
-      </w:r>
+      <w:hyperlink r:id="rId33">
+        <w:r>
+          <w:rPr>
+            <w:lang w:val="zh_CN" w:bidi="zh_CN"/>
+          </w:rPr>
+          <w:rPr>
+            <w:color w:val="0000EE"/>
+            <w:u w:val="single"/>
+          </w:rPr>
+          <w:t>救主</w:t>
+        </w:r>
+      </w:hyperlink>
       <w:r>
         <w:rPr>
           <w:lang w:val="zh_CN" w:bidi="zh_CN"/>
         </w:rPr>
         <w:t>。 他们称这应许的王为</w:t>
       </w:r>
-      <w:r>
-        <w:rPr>
-          <w:lang w:val="zh_CN" w:bidi="zh_CN"/>
-        </w:rPr>
-        <w:t>弥赛亚</w:t>
-      </w:r>
+      <w:hyperlink r:id="rId34">
+        <w:r>
+          <w:rPr>
+            <w:lang w:val="zh_CN" w:bidi="zh_CN"/>
+          </w:rPr>
+          <w:rPr>
+            <w:color w:val="0000EE"/>
+            <w:u w:val="single"/>
+          </w:rPr>
+          <w:t>弥赛亚</w:t>
+        </w:r>
+      </w:hyperlink>
       <w:r>
         <w:rPr>
           <w:lang w:val="zh_CN" w:bidi="zh_CN"/>
         </w:rPr>
         <w:t>或</w:t>
       </w:r>
-      <w:r>
-        <w:rPr>
-          <w:lang w:val="zh_CN" w:bidi="zh_CN"/>
-        </w:rPr>
-        <w:t>基督</w:t>
-      </w:r>
+      <w:hyperlink r:id="rId35">
+        <w:r>
+          <w:rPr>
+            <w:lang w:val="zh_CN" w:bidi="zh_CN"/>
+          </w:rPr>
+          <w:rPr>
+            <w:color w:val="0000EE"/>
+            <w:u w:val="single"/>
+          </w:rPr>
+          <w:t>基督</w:t>
+        </w:r>
+      </w:hyperlink>
       <w:r>
         <w:rPr>
           <w:lang w:val="zh_CN" w:bidi="zh_CN"/>
         </w:rPr>
         <w:t>。 弥赛亚是被任命执行特殊任务的人。弥赛亚将是大卫的后裔。 在新约中，当人们称耶稣为"大卫的子孙"时，他们的意思是说他们</w:t>
       </w:r>
-      <w:r>
-        <w:rPr>
-          <w:lang w:val="zh_CN" w:bidi="zh_CN"/>
-        </w:rPr>
-        <w:t>相信</w:t>
-      </w:r>
+      <w:hyperlink r:id="rId36">
+        <w:r>
+          <w:rPr>
+            <w:lang w:val="zh_CN" w:bidi="zh_CN"/>
+          </w:rPr>
+          <w:rPr>
+            <w:color w:val="0000EE"/>
+            <w:u w:val="single"/>
+          </w:rPr>
+          <w:t>相信</w:t>
+        </w:r>
+      </w:hyperlink>
       <w:r>
         <w:rPr>
           <w:lang w:val="zh_CN" w:bidi="zh_CN"/>
         </w:rPr>
         <w:t>耶稣是特别的王，也是神应许要差来的救主。</w:t>
+      </w:r>
+      <w:r>
+        <w:rPr>
+          <w:lang w:val="zh_CN" w:bidi="zh_CN"/>
+        </w:rPr>
+      </w:r>
+      <w:r>
+        <w:rPr>
+          <w:lang w:val="zh_CN" w:bidi="zh_CN"/>
+        </w:rPr>
+      </w:r>
+    </w:p>
+    <w:p>
+      <w:pPr/>
+      <w:r>
+        <w:rPr>
+          <w:lang w:val="zh_CN" w:bidi="zh_CN"/>
+        </w:rPr>
+      </w:r>
+    </w:p>
+    <w:p>
+      <w:pPr>
+        <w:pStyle w:val="Heading2"/>
+      </w:pPr>
+      <w:r>
+        <w:rPr>
+          <w:lang w:val="zh_CN" w:bidi="zh_CN"/>
+        </w:rPr>
+        <w:t>大卫的子孙</w:t>
+      </w:r>
+      <w:r>
+        <w:rPr>
+          <w:lang w:val="zh_CN" w:bidi="zh_CN"/>
+        </w:rPr>
+      </w:r>
+    </w:p>
+    <w:p>
+      <w:pPr>
+        <w:pStyle w:val="Heading4"/>
+      </w:pPr>
+      <w:r>
+        <w:rPr>
+          <w:lang w:val="zh_CN" w:bidi="zh_CN"/>
+        </w:rPr>
+        <w:t>Audio Content</w:t>
+      </w:r>
+    </w:p>
+    <w:p>
+      <w:pPr/>
+      <w:r>
+        <w:rPr>
+          <w:lang w:val="zh_CN" w:bidi="zh_CN"/>
+        </w:rPr>
+      </w:r>
+      <w:hyperlink r:id="rId29">
+        <w:r>
+          <w:rPr>
+            <w:lang w:val="zh_CN" w:bidi="zh_CN"/>
+          </w:rPr>
+          <w:rPr>
+            <w:color w:val="0000EE"/>
+            <w:u w:val="single"/>
+          </w:rPr>
+          <w:t>mp3 file</w:t>
+        </w:r>
+      </w:hyperlink>
+      <w:r>
+        <w:rPr>
+          <w:lang w:val="zh_CN" w:bidi="zh_CN"/>
+        </w:rPr>
+        <w:t xml:space="preserve"> (None KB)</w:t>
       </w:r>
       <w:r>
         <w:rPr>

--- a/zhs/docx/008.content.docx
+++ b/zhs/docx/008.content.docx
@@ -39,80 +39,37 @@
           <w:b/>
           <w:lang w:val="zh_CN" w:bidi="zh_CN"/>
         </w:rPr>
-        <w:t>Familiarization, Internalization, Articulation (Fia) Terms</w:t>
-      </w:r>
-      <w:r>
-        <w:rPr>
-          <w:lang w:val="zh_CN" w:bidi="zh_CN"/>
-        </w:rPr>
-        <w:t xml:space="preserve"> (Chinese (Simplified)) is based on: </w:t>
-      </w:r>
-      <w:r>
-        <w:rPr>
-          <w:lang w:val="zh_CN" w:bidi="zh_CN"/>
-        </w:rPr>
-        <w:t>Familiarization, Internalization, Articulation (Fia) Terms</w:t>
-      </w:r>
-      <w:r>
-        <w:rPr>
-          <w:lang w:val="zh_CN" w:bidi="zh_CN"/>
-        </w:rPr>
-        <w:t xml:space="preserve">, </w:t>
-      </w:r>
-      <w:hyperlink r:id="rId13">
-        <w:r>
-          <w:rPr>
-            <w:lang w:val="zh_CN" w:bidi="zh_CN"/>
-          </w:rPr>
-          <w:rPr>
-            <w:color w:val="0000EE"/>
-            <w:u w:val="single"/>
-          </w:rPr>
-          <w:t>SRV Partners</w:t>
-        </w:r>
-      </w:hyperlink>
-      <w:r>
-        <w:rPr>
-          <w:lang w:val="zh_CN" w:bidi="zh_CN"/>
-        </w:rPr>
-        <w:t xml:space="preserve">, 2023, which is licensed under a </w:t>
-      </w:r>
-      <w:hyperlink r:id="rId14">
-        <w:r>
-          <w:rPr>
-            <w:lang w:val="zh_CN" w:bidi="zh_CN"/>
-          </w:rPr>
-          <w:rPr>
-            <w:color w:val="0000EE"/>
-            <w:u w:val="single"/>
-          </w:rPr>
-          <w:t>CC BY-SA 4.0 license</w:t>
-        </w:r>
-      </w:hyperlink>
-      <w:r>
-        <w:rPr>
-          <w:lang w:val="zh_CN" w:bidi="zh_CN"/>
-        </w:rPr>
-        <w:t>.</w:t>
-      </w:r>
-      <w:r>
-        <w:rPr>
-          <w:lang w:val="zh_CN" w:bidi="zh_CN"/>
-        </w:rPr>
-      </w:r>
-    </w:p>
-    <w:p>
-      <w:pPr/>
-      <w:r>
-        <w:rPr>
-          <w:lang w:val="zh_CN" w:bidi="zh_CN"/>
-        </w:rPr>
-      </w:r>
-      <w:r>
-        <w:rPr>
-          <w:lang w:val="zh_CN" w:bidi="zh_CN"/>
-        </w:rPr>
-        <w:t>This PDF version is provided under the same license.</w:t>
+        <w:t>Familiarization, Internalization, Articulation (FIA) Key Terms</w:t>
+      </w:r>
+      <w:r>
+        <w:rPr>
+          <w:lang w:val="zh_CN" w:bidi="zh_CN"/>
+        </w:rPr>
+        <w:t xml:space="preserve"> © 2023 SRV Partners Released under CC BY-SA 4.0 license. </w:t>
+      </w:r>
+      <w:r>
+        <w:rPr>
+          <w:lang w:val="zh_CN" w:bidi="zh_CN"/>
+        </w:rPr>
+        <w:t>Familiarization, Internalization, Articulation (FIA) Key Terms</w:t>
+      </w:r>
+      <w:r>
+        <w:rPr>
+          <w:lang w:val="zh_CN" w:bidi="zh_CN"/>
+        </w:rPr>
+        <w:t xml:space="preserve"> has been adapted in the following languages Tok Pisin, عربي, Français, हिंदी, Bahasa Indonesia, Português, Русский, Español, Kiswahili, 简体中文 from </w:t>
+      </w:r>
+      <w:r>
+        <w:rPr>
+          <w:lang w:val="zh_CN" w:bidi="zh_CN"/>
+        </w:rPr>
+        <w:t>Familiarization, Internalization, Articulation (FIA)</w:t>
+      </w:r>
+      <w:r>
+        <w:rPr>
+          <w:lang w:val="zh_CN" w:bidi="zh_CN"/>
+        </w:rPr>
+        <w:t xml:space="preserve"> © 2023 SRV Partners. Released under CC BY-SA 4.0 license by Mission Mutual</w:t>
       </w:r>
       <w:r>
         <w:rPr>
@@ -261,7 +218,7 @@
         </w:rPr>
         <w:t>是</w:t>
       </w:r>
-      <w:hyperlink r:id="rId15">
+      <w:hyperlink r:id="rId13">
         <w:r>
           <w:rPr>
             <w:lang w:val="zh_CN" w:bidi="zh_CN"/>
@@ -279,7 +236,7 @@
         </w:rPr>
         <w:t>的第二个</w:t>
       </w:r>
-      <w:hyperlink r:id="rId16">
+      <w:hyperlink r:id="rId14">
         <w:r>
           <w:rPr>
             <w:lang w:val="zh_CN" w:bidi="zh_CN"/>
@@ -311,7 +268,7 @@
         </w:rPr>
         <w:t>大卫是一个名叫耶西的人的最小的儿子。大卫牧养他父亲的羊。耶西和他的家人住在一个名叫</w:t>
       </w:r>
-      <w:hyperlink r:id="rId17">
+      <w:hyperlink r:id="rId15">
         <w:r>
           <w:rPr>
             <w:lang w:val="zh_CN" w:bidi="zh_CN"/>
@@ -329,7 +286,7 @@
         </w:rPr>
         <w:t>的村庄。大卫的哥哥们是扫罗王的军队中的士兵，扫罗是以色列第一个王。扫罗王不顺服神，所以神弃绝了他。因此，神指示</w:t>
       </w:r>
-      <w:hyperlink r:id="rId18">
+      <w:hyperlink r:id="rId16">
         <w:r>
           <w:rPr>
             <w:lang w:val="zh_CN" w:bidi="zh_CN"/>
@@ -347,7 +304,7 @@
         </w:rPr>
         <w:t>撒母耳，去</w:t>
       </w:r>
-      <w:hyperlink r:id="rId19">
+      <w:hyperlink r:id="rId17">
         <w:r>
           <w:rPr>
             <w:lang w:val="zh_CN" w:bidi="zh_CN"/>
@@ -379,7 +336,7 @@
         </w:rPr>
         <w:t>有一次，当扫罗王和他的军队与一些敌人交战时，</w:t>
       </w:r>
-      <w:hyperlink r:id="rId20">
+      <w:hyperlink r:id="rId18">
         <w:r>
           <w:rPr>
             <w:lang w:val="zh_CN" w:bidi="zh_CN"/>
@@ -397,7 +354,7 @@
         </w:rPr>
         <w:t>输掉了一场战斗，扫罗王和他的儿子们被杀死。这之后，以色列人立大卫为他们的王。大卫开始住在</w:t>
       </w:r>
-      <w:hyperlink r:id="rId21">
+      <w:hyperlink r:id="rId19">
         <w:r>
           <w:rPr>
             <w:lang w:val="zh_CN" w:bidi="zh_CN"/>
@@ -429,7 +386,7 @@
         </w:rPr>
         <w:t>大卫成为以色列最受人喜爱的王。他爱神，并信靠祂。因此，神称他为"合神心意的人"。大卫非常想为神建造一座</w:t>
       </w:r>
-      <w:hyperlink r:id="rId22">
+      <w:hyperlink r:id="rId20">
         <w:r>
           <w:rPr>
             <w:lang w:val="zh_CN" w:bidi="zh_CN"/>
@@ -447,7 +404,7 @@
         </w:rPr>
         <w:t>，但神告诉大卫，不是大卫，而是大卫的儿子要建造这座殿。神赐给大卫一个非常重要的应许。神应许大卫，他的一个</w:t>
       </w:r>
-      <w:hyperlink r:id="rId23">
+      <w:hyperlink r:id="rId21">
         <w:r>
           <w:rPr>
             <w:lang w:val="zh_CN" w:bidi="zh_CN"/>
@@ -479,7 +436,7 @@
         </w:rPr>
         <w:t>这并不意味着大卫从来没有做错任何事。事实上，他做了一些可怕的事情：他犯了</w:t>
       </w:r>
-      <w:hyperlink r:id="rId24">
+      <w:hyperlink r:id="rId22">
         <w:r>
           <w:rPr>
             <w:lang w:val="zh_CN" w:bidi="zh_CN"/>
@@ -497,7 +454,7 @@
         </w:rPr>
         <w:t>和谋杀。但他为他的</w:t>
       </w:r>
-      <w:hyperlink r:id="rId25">
+      <w:hyperlink r:id="rId23">
         <w:r>
           <w:rPr>
             <w:lang w:val="zh_CN" w:bidi="zh_CN"/>
@@ -509,7 +466,7 @@
           <w:t>罪</w:t>
         </w:r>
       </w:hyperlink>
-      <w:hyperlink r:id="rId26">
+      <w:hyperlink r:id="rId24">
         <w:r>
           <w:rPr>
             <w:lang w:val="zh_CN" w:bidi="zh_CN"/>
@@ -527,7 +484,7 @@
         </w:rPr>
         <w:t>，神饶恕了他。但即使神</w:t>
       </w:r>
-      <w:hyperlink r:id="rId27">
+      <w:hyperlink r:id="rId25">
         <w:r>
           <w:rPr>
             <w:lang w:val="zh_CN" w:bidi="zh_CN"/>
@@ -573,7 +530,7 @@
         </w:rPr>
         <w:t>大卫死后几百年，以色列</w:t>
       </w:r>
-      <w:hyperlink r:id="rId28">
+      <w:hyperlink r:id="rId26">
         <w:r>
           <w:rPr>
             <w:lang w:val="zh_CN" w:bidi="zh_CN"/>
@@ -644,7 +601,7 @@
           <w:lang w:val="zh_CN" w:bidi="zh_CN"/>
         </w:rPr>
       </w:r>
-      <w:hyperlink r:id="rId29">
+      <w:hyperlink r:id="rId27">
         <w:r>
           <w:rPr>
             <w:lang w:val="zh_CN" w:bidi="zh_CN"/>
@@ -717,7 +674,7 @@
         </w:rPr>
         <w:t>是指</w:t>
       </w:r>
-      <w:hyperlink r:id="rId23">
+      <w:hyperlink r:id="rId21">
         <w:r>
           <w:rPr>
             <w:lang w:val="zh_CN" w:bidi="zh_CN"/>
@@ -735,7 +692,7 @@
         </w:rPr>
         <w:t>，即使这个后裔是在</w:t>
       </w:r>
-      <w:hyperlink r:id="rId30">
+      <w:hyperlink r:id="rId28">
         <w:r>
           <w:rPr>
             <w:lang w:val="zh_CN" w:bidi="zh_CN"/>
@@ -767,7 +724,7 @@
         </w:rPr>
         <w:t>大卫是最受</w:t>
       </w:r>
-      <w:hyperlink r:id="rId20">
+      <w:hyperlink r:id="rId18">
         <w:r>
           <w:rPr>
             <w:lang w:val="zh_CN" w:bidi="zh_CN"/>
@@ -785,7 +742,7 @@
         </w:rPr>
         <w:t>喜爱的王，在耶稣出生前大约一千年。 神应许大卫，他的一个后裔将永远统治</w:t>
       </w:r>
-      <w:hyperlink r:id="rId15">
+      <w:hyperlink r:id="rId13">
         <w:r>
           <w:rPr>
             <w:lang w:val="zh_CN" w:bidi="zh_CN"/>
@@ -803,7 +760,7 @@
         </w:rPr>
         <w:t>。 但因为以色列人如此不顺服神，神允许他们的仇敌征服他们。 以色列</w:t>
       </w:r>
-      <w:hyperlink r:id="rId31">
+      <w:hyperlink r:id="rId29">
         <w:r>
           <w:rPr>
             <w:lang w:val="zh_CN" w:bidi="zh_CN"/>
@@ -821,7 +778,7 @@
         </w:rPr>
         <w:t>不再存在。 但即使在这个困难的时刻，神仍赐给人们盼望的信息。 通过祂的代言人，</w:t>
       </w:r>
-      <w:hyperlink r:id="rId32">
+      <w:hyperlink r:id="rId30">
         <w:r>
           <w:rPr>
             <w:lang w:val="zh_CN" w:bidi="zh_CN"/>
@@ -839,7 +796,7 @@
         </w:rPr>
         <w:t>，神告诉人们，大卫的后裔统治以色列的日子会再次来到。 这位</w:t>
       </w:r>
-      <w:hyperlink r:id="rId16">
+      <w:hyperlink r:id="rId14">
         <w:r>
           <w:rPr>
             <w:lang w:val="zh_CN" w:bidi="zh_CN"/>
@@ -871,7 +828,7 @@
         </w:rPr>
         <w:t>所以以色列人期待有一天神会差遣这位王和</w:t>
       </w:r>
-      <w:hyperlink r:id="rId33">
+      <w:hyperlink r:id="rId31">
         <w:r>
           <w:rPr>
             <w:lang w:val="zh_CN" w:bidi="zh_CN"/>
@@ -889,7 +846,7 @@
         </w:rPr>
         <w:t>。 他们称这应许的王为</w:t>
       </w:r>
-      <w:hyperlink r:id="rId34">
+      <w:hyperlink r:id="rId32">
         <w:r>
           <w:rPr>
             <w:lang w:val="zh_CN" w:bidi="zh_CN"/>
@@ -907,7 +864,7 @@
         </w:rPr>
         <w:t>或</w:t>
       </w:r>
-      <w:hyperlink r:id="rId35">
+      <w:hyperlink r:id="rId33">
         <w:r>
           <w:rPr>
             <w:lang w:val="zh_CN" w:bidi="zh_CN"/>
@@ -925,7 +882,7 @@
         </w:rPr>
         <w:t>。 弥赛亚是被任命执行特殊任务的人。弥赛亚将是大卫的后裔。 在新约中，当人们称耶稣为"大卫的子孙"时，他们的意思是说他们</w:t>
       </w:r>
-      <w:hyperlink r:id="rId36">
+      <w:hyperlink r:id="rId34">
         <w:r>
           <w:rPr>
             <w:lang w:val="zh_CN" w:bidi="zh_CN"/>
@@ -996,7 +953,7 @@
           <w:lang w:val="zh_CN" w:bidi="zh_CN"/>
         </w:rPr>
       </w:r>
-      <w:hyperlink r:id="rId29">
+      <w:hyperlink r:id="rId27">
         <w:r>
           <w:rPr>
             <w:lang w:val="zh_CN" w:bidi="zh_CN"/>

--- a/zhs/docx/008.content.docx
+++ b/zhs/docx/008.content.docx
@@ -45,7 +45,7 @@
         <w:rPr>
           <w:lang w:val="zh_CN" w:bidi="zh_CN"/>
         </w:rPr>
-        <w:t xml:space="preserve"> © 2023 SRV Partners Released under CC BY-SA 4.0 license. </w:t>
+        <w:t xml:space="preserve"> © 2025 Word Collective Released under CC BY-SA 4.0 license. </w:t>
       </w:r>
       <w:r>
         <w:rPr>
@@ -69,7 +69,7 @@
         <w:rPr>
           <w:lang w:val="zh_CN" w:bidi="zh_CN"/>
         </w:rPr>
-        <w:t xml:space="preserve"> © 2023 SRV Partners. Released under CC BY-SA 4.0 license by Mission Mutual</w:t>
+        <w:t xml:space="preserve"> © 2025 Word Collective. Released under CC BY-SA 4.0 license by Mission Mutual</w:t>
       </w:r>
       <w:r>
         <w:rPr>
